--- a/Reportes/FC_GarantiaC_OP304.docx
+++ b/Reportes/FC_GarantiaC_OP304.docx
@@ -116,31 +116,7 @@
           <w:sz w:val="17"/>
           <w:szCs w:val="24"/>
         </w:rPr>
-        <w:t>NÚMERO DE FIANZA: {</w:t>
-      </w:r>
-      <w:proofErr w:type="spellStart"/>
-      <w:proofErr w:type="gramStart"/>
-      <w:r>
-        <w:rPr>
-          <w:rFonts w:ascii="Arial" w:eastAsia="Times New Roman" w:hAnsi="Arial" w:cs="Arial"/>
-          <w:color w:val="000000"/>
-          <w:kern w:val="2"/>
-          <w:sz w:val="17"/>
-          <w:szCs w:val="24"/>
-        </w:rPr>
-        <w:t>custom.NumeroFianza</w:t>
-      </w:r>
-      <w:proofErr w:type="spellEnd"/>
-      <w:proofErr w:type="gramEnd"/>
-      <w:r>
-        <w:rPr>
-          <w:rFonts w:ascii="Arial" w:eastAsia="Times New Roman" w:hAnsi="Arial" w:cs="Arial"/>
-          <w:color w:val="000000"/>
-          <w:kern w:val="2"/>
-          <w:sz w:val="17"/>
-          <w:szCs w:val="24"/>
-        </w:rPr>
-        <w:t>}</w:t>
+        <w:t xml:space="preserve">NÚMERO DE FIANZA: </w:t>
       </w:r>
     </w:p>
     <w:p>
@@ -253,31 +229,7 @@
           <w:sz w:val="17"/>
           <w:szCs w:val="24"/>
         </w:rPr>
-        <w:t>ACREEDOR: {</w:t>
-      </w:r>
-      <w:proofErr w:type="spellStart"/>
-      <w:proofErr w:type="gramStart"/>
-      <w:r>
-        <w:rPr>
-          <w:rFonts w:ascii="Arial" w:eastAsia="Times New Roman" w:hAnsi="Arial" w:cs="Arial"/>
-          <w:color w:val="000000"/>
-          <w:kern w:val="2"/>
-          <w:sz w:val="17"/>
-          <w:szCs w:val="24"/>
-        </w:rPr>
-        <w:t>custom.AFavor</w:t>
-      </w:r>
-      <w:proofErr w:type="spellEnd"/>
-      <w:proofErr w:type="gramEnd"/>
-      <w:r>
-        <w:rPr>
-          <w:rFonts w:ascii="Arial" w:eastAsia="Times New Roman" w:hAnsi="Arial" w:cs="Arial"/>
-          <w:color w:val="000000"/>
-          <w:kern w:val="2"/>
-          <w:sz w:val="17"/>
-          <w:szCs w:val="24"/>
-        </w:rPr>
-        <w:t>}</w:t>
+        <w:t xml:space="preserve">ACREEDOR: </w:t>
       </w:r>
     </w:p>
     <w:p>
@@ -467,41 +419,7 @@
           <w:sz w:val="17"/>
           <w:szCs w:val="24"/>
         </w:rPr>
-        <w:t>FIADO</w:t>
-      </w:r>
-      <w:proofErr w:type="gramStart"/>
-      <w:r>
-        <w:rPr>
-          <w:rFonts w:ascii="Arial" w:eastAsia="Times New Roman" w:hAnsi="Arial" w:cs="Arial"/>
-          <w:color w:val="000000"/>
-          <w:kern w:val="2"/>
-          <w:sz w:val="17"/>
-          <w:szCs w:val="24"/>
-        </w:rPr>
-        <w:t>:  {</w:t>
-      </w:r>
-      <w:proofErr w:type="spellStart"/>
-      <w:proofErr w:type="gramEnd"/>
-      <w:r>
-        <w:rPr>
-          <w:rFonts w:ascii="Arial" w:eastAsia="Times New Roman" w:hAnsi="Arial" w:cs="Arial"/>
-          <w:color w:val="000000"/>
-          <w:kern w:val="2"/>
-          <w:sz w:val="17"/>
-          <w:szCs w:val="24"/>
-        </w:rPr>
-        <w:t>custom.Tenedor</w:t>
-      </w:r>
-      <w:proofErr w:type="spellEnd"/>
-      <w:r>
-        <w:rPr>
-          <w:rFonts w:ascii="Arial" w:eastAsia="Times New Roman" w:hAnsi="Arial" w:cs="Arial"/>
-          <w:color w:val="000000"/>
-          <w:kern w:val="2"/>
-          <w:sz w:val="17"/>
-          <w:szCs w:val="24"/>
-        </w:rPr>
-        <w:t>}</w:t>
+        <w:t>FIADO:</w:t>
       </w:r>
     </w:p>
     <w:p>
